--- a/tillsyn/A 4067-2025 tillsynsbegäran.docx
+++ b/tillsyn/A 4067-2025 tillsynsbegäran.docx
@@ -218,7 +218,7 @@
     <w:r>
       <w:tab/>
       <w:tab/>
-      <w:t>2025-01-30</w:t>
+      <w:t>2025-01-31</w:t>
       <w:br/>
       <w:br/>
     </w:r>

--- a/tillsyn/A 4067-2025 tillsynsbegäran.docx
+++ b/tillsyn/A 4067-2025 tillsynsbegäran.docx
@@ -218,7 +218,7 @@
     <w:r>
       <w:tab/>
       <w:tab/>
-      <w:t>2025-01-31</w:t>
+      <w:t>2025-02-02</w:t>
       <w:br/>
       <w:br/>
     </w:r>

--- a/tillsyn/A 4067-2025 tillsynsbegäran.docx
+++ b/tillsyn/A 4067-2025 tillsynsbegäran.docx
@@ -218,7 +218,7 @@
     <w:r>
       <w:tab/>
       <w:tab/>
-      <w:t>2025-02-02</w:t>
+      <w:t>2025-02-03</w:t>
       <w:br/>
       <w:br/>
     </w:r>

--- a/tillsyn/A 4067-2025 tillsynsbegäran.docx
+++ b/tillsyn/A 4067-2025 tillsynsbegäran.docx
@@ -218,7 +218,7 @@
     <w:r>
       <w:tab/>
       <w:tab/>
-      <w:t>2025-02-03</w:t>
+      <w:t>2025-02-04</w:t>
       <w:br/>
       <w:br/>
     </w:r>

--- a/tillsyn/A 4067-2025 tillsynsbegäran.docx
+++ b/tillsyn/A 4067-2025 tillsynsbegäran.docx
@@ -218,7 +218,7 @@
     <w:r>
       <w:tab/>
       <w:tab/>
-      <w:t>2025-02-04</w:t>
+      <w:t>2025-02-05</w:t>
       <w:br/>
       <w:br/>
     </w:r>

--- a/tillsyn/A 4067-2025 tillsynsbegäran.docx
+++ b/tillsyn/A 4067-2025 tillsynsbegäran.docx
@@ -218,7 +218,7 @@
     <w:r>
       <w:tab/>
       <w:tab/>
-      <w:t>2025-02-05</w:t>
+      <w:t>2025-02-06</w:t>
       <w:br/>
       <w:br/>
     </w:r>

--- a/tillsyn/A 4067-2025 tillsynsbegäran.docx
+++ b/tillsyn/A 4067-2025 tillsynsbegäran.docx
@@ -218,7 +218,7 @@
     <w:r>
       <w:tab/>
       <w:tab/>
-      <w:t>2025-02-06</w:t>
+      <w:t>2025-02-07</w:t>
       <w:br/>
       <w:br/>
     </w:r>

--- a/tillsyn/A 4067-2025 tillsynsbegäran.docx
+++ b/tillsyn/A 4067-2025 tillsynsbegäran.docx
@@ -218,7 +218,7 @@
     <w:r>
       <w:tab/>
       <w:tab/>
-      <w:t>2025-02-07</w:t>
+      <w:t>2025-02-08</w:t>
       <w:br/>
       <w:br/>
     </w:r>

--- a/tillsyn/A 4067-2025 tillsynsbegäran.docx
+++ b/tillsyn/A 4067-2025 tillsynsbegäran.docx
@@ -218,7 +218,7 @@
     <w:r>
       <w:tab/>
       <w:tab/>
-      <w:t>2025-02-08</w:t>
+      <w:t>2025-02-09</w:t>
       <w:br/>
       <w:br/>
     </w:r>

--- a/tillsyn/A 4067-2025 tillsynsbegäran.docx
+++ b/tillsyn/A 4067-2025 tillsynsbegäran.docx
@@ -218,7 +218,7 @@
     <w:r>
       <w:tab/>
       <w:tab/>
-      <w:t>2025-02-09</w:t>
+      <w:t>2025-02-10</w:t>
       <w:br/>
       <w:br/>
     </w:r>

--- a/tillsyn/A 4067-2025 tillsynsbegäran.docx
+++ b/tillsyn/A 4067-2025 tillsynsbegäran.docx
@@ -218,7 +218,7 @@
     <w:r>
       <w:tab/>
       <w:tab/>
-      <w:t>2025-02-10</w:t>
+      <w:t>2025-02-11</w:t>
       <w:br/>
       <w:br/>
     </w:r>

--- a/tillsyn/A 4067-2025 tillsynsbegäran.docx
+++ b/tillsyn/A 4067-2025 tillsynsbegäran.docx
@@ -218,7 +218,7 @@
     <w:r>
       <w:tab/>
       <w:tab/>
-      <w:t>2025-02-11</w:t>
+      <w:t>2025-02-12</w:t>
       <w:br/>
       <w:br/>
     </w:r>

--- a/tillsyn/A 4067-2025 tillsynsbegäran.docx
+++ b/tillsyn/A 4067-2025 tillsynsbegäran.docx
@@ -218,7 +218,7 @@
     <w:r>
       <w:tab/>
       <w:tab/>
-      <w:t>2025-02-12</w:t>
+      <w:t>2025-02-13</w:t>
       <w:br/>
       <w:br/>
     </w:r>

--- a/tillsyn/A 4067-2025 tillsynsbegäran.docx
+++ b/tillsyn/A 4067-2025 tillsynsbegäran.docx
@@ -218,7 +218,7 @@
     <w:r>
       <w:tab/>
       <w:tab/>
-      <w:t>2025-02-13</w:t>
+      <w:t>2025-02-14</w:t>
       <w:br/>
       <w:br/>
     </w:r>

--- a/tillsyn/A 4067-2025 tillsynsbegäran.docx
+++ b/tillsyn/A 4067-2025 tillsynsbegäran.docx
@@ -218,7 +218,7 @@
     <w:r>
       <w:tab/>
       <w:tab/>
-      <w:t>2025-02-14</w:t>
+      <w:t>2025-02-15</w:t>
       <w:br/>
       <w:br/>
     </w:r>

--- a/tillsyn/A 4067-2025 tillsynsbegäran.docx
+++ b/tillsyn/A 4067-2025 tillsynsbegäran.docx
@@ -218,7 +218,7 @@
     <w:r>
       <w:tab/>
       <w:tab/>
-      <w:t>2025-02-15</w:t>
+      <w:t>2025-02-16</w:t>
       <w:br/>
       <w:br/>
     </w:r>

--- a/tillsyn/A 4067-2025 tillsynsbegäran.docx
+++ b/tillsyn/A 4067-2025 tillsynsbegäran.docx
@@ -218,7 +218,7 @@
     <w:r>
       <w:tab/>
       <w:tab/>
-      <w:t>2025-02-16</w:t>
+      <w:t>2025-02-17</w:t>
       <w:br/>
       <w:br/>
     </w:r>

--- a/tillsyn/A 4067-2025 tillsynsbegäran.docx
+++ b/tillsyn/A 4067-2025 tillsynsbegäran.docx
@@ -218,7 +218,7 @@
     <w:r>
       <w:tab/>
       <w:tab/>
-      <w:t>2025-02-17</w:t>
+      <w:t>2025-02-18</w:t>
       <w:br/>
       <w:br/>
     </w:r>

--- a/tillsyn/A 4067-2025 tillsynsbegäran.docx
+++ b/tillsyn/A 4067-2025 tillsynsbegäran.docx
@@ -218,7 +218,7 @@
     <w:r>
       <w:tab/>
       <w:tab/>
-      <w:t>2025-02-18</w:t>
+      <w:t>2025-02-19</w:t>
       <w:br/>
       <w:br/>
     </w:r>

--- a/tillsyn/A 4067-2025 tillsynsbegäran.docx
+++ b/tillsyn/A 4067-2025 tillsynsbegäran.docx
@@ -218,7 +218,7 @@
     <w:r>
       <w:tab/>
       <w:tab/>
-      <w:t>2025-02-19</w:t>
+      <w:t>2025-02-20</w:t>
       <w:br/>
       <w:br/>
     </w:r>

--- a/tillsyn/A 4067-2025 tillsynsbegäran.docx
+++ b/tillsyn/A 4067-2025 tillsynsbegäran.docx
@@ -218,7 +218,7 @@
     <w:r>
       <w:tab/>
       <w:tab/>
-      <w:t>2025-02-20</w:t>
+      <w:t>2025-02-21</w:t>
       <w:br/>
       <w:br/>
     </w:r>

--- a/tillsyn/A 4067-2025 tillsynsbegäran.docx
+++ b/tillsyn/A 4067-2025 tillsynsbegäran.docx
@@ -218,7 +218,7 @@
     <w:r>
       <w:tab/>
       <w:tab/>
-      <w:t>2025-02-21</w:t>
+      <w:t>2025-02-22</w:t>
       <w:br/>
       <w:br/>
     </w:r>

--- a/tillsyn/A 4067-2025 tillsynsbegäran.docx
+++ b/tillsyn/A 4067-2025 tillsynsbegäran.docx
@@ -218,7 +218,7 @@
     <w:r>
       <w:tab/>
       <w:tab/>
-      <w:t>2025-02-22</w:t>
+      <w:t>2025-02-23</w:t>
       <w:br/>
       <w:br/>
     </w:r>

--- a/tillsyn/A 4067-2025 tillsynsbegäran.docx
+++ b/tillsyn/A 4067-2025 tillsynsbegäran.docx
@@ -218,7 +218,7 @@
     <w:r>
       <w:tab/>
       <w:tab/>
-      <w:t>2025-02-23</w:t>
+      <w:t>2025-02-24</w:t>
       <w:br/>
       <w:br/>
     </w:r>

--- a/tillsyn/A 4067-2025 tillsynsbegäran.docx
+++ b/tillsyn/A 4067-2025 tillsynsbegäran.docx
@@ -218,7 +218,7 @@
     <w:r>
       <w:tab/>
       <w:tab/>
-      <w:t>2025-02-24</w:t>
+      <w:t>2025-02-25</w:t>
       <w:br/>
       <w:br/>
     </w:r>

--- a/tillsyn/A 4067-2025 tillsynsbegäran.docx
+++ b/tillsyn/A 4067-2025 tillsynsbegäran.docx
@@ -218,7 +218,7 @@
     <w:r>
       <w:tab/>
       <w:tab/>
-      <w:t>2025-02-25</w:t>
+      <w:t>2025-02-26</w:t>
       <w:br/>
       <w:br/>
     </w:r>

--- a/tillsyn/A 4067-2025 tillsynsbegäran.docx
+++ b/tillsyn/A 4067-2025 tillsynsbegäran.docx
@@ -218,7 +218,7 @@
     <w:r>
       <w:tab/>
       <w:tab/>
-      <w:t>2025-02-26</w:t>
+      <w:t>2025-02-27</w:t>
       <w:br/>
       <w:br/>
     </w:r>

--- a/tillsyn/A 4067-2025 tillsynsbegäran.docx
+++ b/tillsyn/A 4067-2025 tillsynsbegäran.docx
@@ -218,7 +218,7 @@
     <w:r>
       <w:tab/>
       <w:tab/>
-      <w:t>2025-02-27</w:t>
+      <w:t>2025-02-28</w:t>
       <w:br/>
       <w:br/>
     </w:r>

--- a/tillsyn/A 4067-2025 tillsynsbegäran.docx
+++ b/tillsyn/A 4067-2025 tillsynsbegäran.docx
@@ -218,7 +218,7 @@
     <w:r>
       <w:tab/>
       <w:tab/>
-      <w:t>2025-02-28</w:t>
+      <w:t>2025-03-01</w:t>
       <w:br/>
       <w:br/>
     </w:r>

--- a/tillsyn/A 4067-2025 tillsynsbegäran.docx
+++ b/tillsyn/A 4067-2025 tillsynsbegäran.docx
@@ -218,7 +218,7 @@
     <w:r>
       <w:tab/>
       <w:tab/>
-      <w:t>2025-03-01</w:t>
+      <w:t>2025-03-02</w:t>
       <w:br/>
       <w:br/>
     </w:r>

--- a/tillsyn/A 4067-2025 tillsynsbegäran.docx
+++ b/tillsyn/A 4067-2025 tillsynsbegäran.docx
@@ -218,7 +218,7 @@
     <w:r>
       <w:tab/>
       <w:tab/>
-      <w:t>2025-03-02</w:t>
+      <w:t>2025-03-03</w:t>
       <w:br/>
       <w:br/>
     </w:r>

--- a/tillsyn/A 4067-2025 tillsynsbegäran.docx
+++ b/tillsyn/A 4067-2025 tillsynsbegäran.docx
@@ -218,7 +218,7 @@
     <w:r>
       <w:tab/>
       <w:tab/>
-      <w:t>2025-03-03</w:t>
+      <w:t>2025-03-04</w:t>
       <w:br/>
       <w:br/>
     </w:r>

--- a/tillsyn/A 4067-2025 tillsynsbegäran.docx
+++ b/tillsyn/A 4067-2025 tillsynsbegäran.docx
@@ -218,7 +218,7 @@
     <w:r>
       <w:tab/>
       <w:tab/>
-      <w:t>2025-03-04</w:t>
+      <w:t>2025-03-05</w:t>
       <w:br/>
       <w:br/>
     </w:r>

--- a/tillsyn/A 4067-2025 tillsynsbegäran.docx
+++ b/tillsyn/A 4067-2025 tillsynsbegäran.docx
@@ -218,7 +218,7 @@
     <w:r>
       <w:tab/>
       <w:tab/>
-      <w:t>2025-03-05</w:t>
+      <w:t>2025-03-06</w:t>
       <w:br/>
       <w:br/>
     </w:r>

--- a/tillsyn/A 4067-2025 tillsynsbegäran.docx
+++ b/tillsyn/A 4067-2025 tillsynsbegäran.docx
@@ -218,7 +218,7 @@
     <w:r>
       <w:tab/>
       <w:tab/>
-      <w:t>2025-03-06</w:t>
+      <w:t>2025-03-07</w:t>
       <w:br/>
       <w:br/>
     </w:r>

--- a/tillsyn/A 4067-2025 tillsynsbegäran.docx
+++ b/tillsyn/A 4067-2025 tillsynsbegäran.docx
@@ -218,7 +218,7 @@
     <w:r>
       <w:tab/>
       <w:tab/>
-      <w:t>2025-03-07</w:t>
+      <w:t>2025-03-08</w:t>
       <w:br/>
       <w:br/>
     </w:r>

--- a/tillsyn/A 4067-2025 tillsynsbegäran.docx
+++ b/tillsyn/A 4067-2025 tillsynsbegäran.docx
@@ -218,7 +218,7 @@
     <w:r>
       <w:tab/>
       <w:tab/>
-      <w:t>2025-03-08</w:t>
+      <w:t>2025-03-09</w:t>
       <w:br/>
       <w:br/>
     </w:r>

--- a/tillsyn/A 4067-2025 tillsynsbegäran.docx
+++ b/tillsyn/A 4067-2025 tillsynsbegäran.docx
@@ -218,7 +218,7 @@
     <w:r>
       <w:tab/>
       <w:tab/>
-      <w:t>2025-03-09</w:t>
+      <w:t>2025-03-10</w:t>
       <w:br/>
       <w:br/>
     </w:r>

--- a/tillsyn/A 4067-2025 tillsynsbegäran.docx
+++ b/tillsyn/A 4067-2025 tillsynsbegäran.docx
@@ -218,7 +218,7 @@
     <w:r>
       <w:tab/>
       <w:tab/>
-      <w:t>2025-03-10</w:t>
+      <w:t>2025-03-11</w:t>
       <w:br/>
       <w:br/>
     </w:r>

--- a/tillsyn/A 4067-2025 tillsynsbegäran.docx
+++ b/tillsyn/A 4067-2025 tillsynsbegäran.docx
@@ -218,7 +218,7 @@
     <w:r>
       <w:tab/>
       <w:tab/>
-      <w:t>2025-03-11</w:t>
+      <w:t>2025-03-12</w:t>
       <w:br/>
       <w:br/>
     </w:r>

--- a/tillsyn/A 4067-2025 tillsynsbegäran.docx
+++ b/tillsyn/A 4067-2025 tillsynsbegäran.docx
@@ -218,7 +218,7 @@
     <w:r>
       <w:tab/>
       <w:tab/>
-      <w:t>2025-03-12</w:t>
+      <w:t>2025-03-13</w:t>
       <w:br/>
       <w:br/>
     </w:r>

--- a/tillsyn/A 4067-2025 tillsynsbegäran.docx
+++ b/tillsyn/A 4067-2025 tillsynsbegäran.docx
@@ -218,7 +218,7 @@
     <w:r>
       <w:tab/>
       <w:tab/>
-      <w:t>2025-03-13</w:t>
+      <w:t>2025-03-14</w:t>
       <w:br/>
       <w:br/>
     </w:r>

--- a/tillsyn/A 4067-2025 tillsynsbegäran.docx
+++ b/tillsyn/A 4067-2025 tillsynsbegäran.docx
@@ -218,7 +218,7 @@
     <w:r>
       <w:tab/>
       <w:tab/>
-      <w:t>2025-03-14</w:t>
+      <w:t>2025-03-15</w:t>
       <w:br/>
       <w:br/>
     </w:r>

--- a/tillsyn/A 4067-2025 tillsynsbegäran.docx
+++ b/tillsyn/A 4067-2025 tillsynsbegäran.docx
@@ -218,7 +218,7 @@
     <w:r>
       <w:tab/>
       <w:tab/>
-      <w:t>2025-03-15</w:t>
+      <w:t>2025-03-16</w:t>
       <w:br/>
       <w:br/>
     </w:r>

--- a/tillsyn/A 4067-2025 tillsynsbegäran.docx
+++ b/tillsyn/A 4067-2025 tillsynsbegäran.docx
@@ -218,7 +218,7 @@
     <w:r>
       <w:tab/>
       <w:tab/>
-      <w:t>2025-03-16</w:t>
+      <w:t>2025-03-17</w:t>
       <w:br/>
       <w:br/>
     </w:r>

--- a/tillsyn/A 4067-2025 tillsynsbegäran.docx
+++ b/tillsyn/A 4067-2025 tillsynsbegäran.docx
@@ -218,7 +218,7 @@
     <w:r>
       <w:tab/>
       <w:tab/>
-      <w:t>2025-03-17</w:t>
+      <w:t>2025-03-18</w:t>
       <w:br/>
       <w:br/>
     </w:r>

--- a/tillsyn/A 4067-2025 tillsynsbegäran.docx
+++ b/tillsyn/A 4067-2025 tillsynsbegäran.docx
@@ -218,7 +218,7 @@
     <w:r>
       <w:tab/>
       <w:tab/>
-      <w:t>2025-03-18</w:t>
+      <w:t>2025-03-19</w:t>
       <w:br/>
       <w:br/>
     </w:r>

--- a/tillsyn/A 4067-2025 tillsynsbegäran.docx
+++ b/tillsyn/A 4067-2025 tillsynsbegäran.docx
@@ -218,7 +218,7 @@
     <w:r>
       <w:tab/>
       <w:tab/>
-      <w:t>2025-03-19</w:t>
+      <w:t>2025-03-20</w:t>
       <w:br/>
       <w:br/>
     </w:r>

--- a/tillsyn/A 4067-2025 tillsynsbegäran.docx
+++ b/tillsyn/A 4067-2025 tillsynsbegäran.docx
@@ -218,7 +218,7 @@
     <w:r>
       <w:tab/>
       <w:tab/>
-      <w:t>2025-03-20</w:t>
+      <w:t>2025-03-21</w:t>
       <w:br/>
       <w:br/>
     </w:r>

--- a/tillsyn/A 4067-2025 tillsynsbegäran.docx
+++ b/tillsyn/A 4067-2025 tillsynsbegäran.docx
@@ -218,7 +218,7 @@
     <w:r>
       <w:tab/>
       <w:tab/>
-      <w:t>2025-03-21</w:t>
+      <w:t>2025-03-22</w:t>
       <w:br/>
       <w:br/>
     </w:r>

--- a/tillsyn/A 4067-2025 tillsynsbegäran.docx
+++ b/tillsyn/A 4067-2025 tillsynsbegäran.docx
@@ -218,7 +218,7 @@
     <w:r>
       <w:tab/>
       <w:tab/>
-      <w:t>2025-03-22</w:t>
+      <w:t>2025-03-23</w:t>
       <w:br/>
       <w:br/>
     </w:r>

--- a/tillsyn/A 4067-2025 tillsynsbegäran.docx
+++ b/tillsyn/A 4067-2025 tillsynsbegäran.docx
@@ -218,7 +218,7 @@
     <w:r>
       <w:tab/>
       <w:tab/>
-      <w:t>2025-03-23</w:t>
+      <w:t>2025-03-24</w:t>
       <w:br/>
       <w:br/>
     </w:r>

--- a/tillsyn/A 4067-2025 tillsynsbegäran.docx
+++ b/tillsyn/A 4067-2025 tillsynsbegäran.docx
@@ -218,7 +218,7 @@
     <w:r>
       <w:tab/>
       <w:tab/>
-      <w:t>2025-03-24</w:t>
+      <w:t>2025-03-25</w:t>
       <w:br/>
       <w:br/>
     </w:r>

--- a/tillsyn/A 4067-2025 tillsynsbegäran.docx
+++ b/tillsyn/A 4067-2025 tillsynsbegäran.docx
@@ -218,7 +218,7 @@
     <w:r>
       <w:tab/>
       <w:tab/>
-      <w:t>2025-03-25</w:t>
+      <w:t>2025-03-26</w:t>
       <w:br/>
       <w:br/>
     </w:r>

--- a/tillsyn/A 4067-2025 tillsynsbegäran.docx
+++ b/tillsyn/A 4067-2025 tillsynsbegäran.docx
@@ -218,7 +218,7 @@
     <w:r>
       <w:tab/>
       <w:tab/>
-      <w:t>2025-03-26</w:t>
+      <w:t>2025-03-27</w:t>
       <w:br/>
       <w:br/>
     </w:r>

--- a/tillsyn/A 4067-2025 tillsynsbegäran.docx
+++ b/tillsyn/A 4067-2025 tillsynsbegäran.docx
@@ -218,7 +218,7 @@
     <w:r>
       <w:tab/>
       <w:tab/>
-      <w:t>2025-03-27</w:t>
+      <w:t>2025-03-28</w:t>
       <w:br/>
       <w:br/>
     </w:r>

--- a/tillsyn/A 4067-2025 tillsynsbegäran.docx
+++ b/tillsyn/A 4067-2025 tillsynsbegäran.docx
@@ -218,7 +218,7 @@
     <w:r>
       <w:tab/>
       <w:tab/>
-      <w:t>2025-03-28</w:t>
+      <w:t>2025-03-29</w:t>
       <w:br/>
       <w:br/>
     </w:r>

--- a/tillsyn/A 4067-2025 tillsynsbegäran.docx
+++ b/tillsyn/A 4067-2025 tillsynsbegäran.docx
@@ -218,7 +218,7 @@
     <w:r>
       <w:tab/>
       <w:tab/>
-      <w:t>2025-04-02</w:t>
+      <w:t>2025-04-03</w:t>
       <w:br/>
       <w:br/>
     </w:r>

--- a/tillsyn/A 4067-2025 tillsynsbegäran.docx
+++ b/tillsyn/A 4067-2025 tillsynsbegäran.docx
@@ -218,7 +218,7 @@
     <w:r>
       <w:tab/>
       <w:tab/>
-      <w:t>2025-04-03</w:t>
+      <w:t>2025-04-05</w:t>
       <w:br/>
       <w:br/>
     </w:r>

--- a/tillsyn/A 4067-2025 tillsynsbegäran.docx
+++ b/tillsyn/A 4067-2025 tillsynsbegäran.docx
@@ -218,7 +218,7 @@
     <w:r>
       <w:tab/>
       <w:tab/>
-      <w:t>2025-04-05</w:t>
+      <w:t>2025-04-06</w:t>
       <w:br/>
       <w:br/>
     </w:r>

--- a/tillsyn/A 4067-2025 tillsynsbegäran.docx
+++ b/tillsyn/A 4067-2025 tillsynsbegäran.docx
@@ -218,7 +218,7 @@
     <w:r>
       <w:tab/>
       <w:tab/>
-      <w:t>2025-04-06</w:t>
+      <w:t>2025-04-07</w:t>
       <w:br/>
       <w:br/>
     </w:r>

--- a/tillsyn/A 4067-2025 tillsynsbegäran.docx
+++ b/tillsyn/A 4067-2025 tillsynsbegäran.docx
@@ -218,7 +218,7 @@
     <w:r>
       <w:tab/>
       <w:tab/>
-      <w:t>2025-04-07</w:t>
+      <w:t>2025-04-08</w:t>
       <w:br/>
       <w:br/>
     </w:r>

--- a/tillsyn/A 4067-2025 tillsynsbegäran.docx
+++ b/tillsyn/A 4067-2025 tillsynsbegäran.docx
@@ -218,7 +218,7 @@
     <w:r>
       <w:tab/>
       <w:tab/>
-      <w:t>2025-04-08</w:t>
+      <w:t>2025-04-09</w:t>
       <w:br/>
       <w:br/>
     </w:r>

--- a/tillsyn/A 4067-2025 tillsynsbegäran.docx
+++ b/tillsyn/A 4067-2025 tillsynsbegäran.docx
@@ -90,6 +90,17 @@
         <w:t>Figur 1. Fyndplatser för naturvårdsarter i det avverkningsanmälda området (röd linje). Markörer utan svart kant är placerade på fyndplatsen. Markörer med svart kant är placerade vid sidan av fyndplatsen och har ett svart streck som visar fyndplatsens exakta position. Kartans mittpunktskoordinat är N 6611215, E 620245 i SWEREF 99 TM.</w:t>
       </w:r>
     </w:p>
+    <w:p>
+      <w:r>
+        <w:rPr>
+          <w:b/>
+        </w:rPr>
+        <w:t xml:space="preserve">Dofttaggsvamp (NT) </w:t>
+      </w:r>
+      <w:r>
+        <w:t>bildar mykorrhiza med gran i framför allt äldre ängsgranskog eller örtrik granskog av frisk lågörttyp. Arten hotas huvudsakligen av slutavverkning och den överlever sannolikt inte en avverkning eftersom den är beroende de levande barrträdens rötter. Troligen missgynnas den av allt för hård gallring eller plockhuggning om huggningen inte efterföljs av skogsbete. Fler örtrika barrskogar, särskilt de med trädkontinuitet, måste skyddas i större utsträckning än vad som tidigare gjorts (SLU Artdatabanken, 2024).</w:t>
+      </w:r>
+    </w:p>
     <w:sectPr>
       <w:headerReference w:type="even" r:id="rId8"/>
       <w:headerReference w:type="default" r:id="rId9"/>
@@ -218,7 +229,7 @@
     <w:r>
       <w:tab/>
       <w:tab/>
-      <w:t>2025-04-09</w:t>
+      <w:t>2025-04-10</w:t>
       <w:br/>
       <w:br/>
     </w:r>

--- a/tillsyn/A 4067-2025 tillsynsbegäran.docx
+++ b/tillsyn/A 4067-2025 tillsynsbegäran.docx
@@ -229,7 +229,7 @@
     <w:r>
       <w:tab/>
       <w:tab/>
-      <w:t>2025-04-10</w:t>
+      <w:t>2025-04-11</w:t>
       <w:br/>
       <w:br/>
     </w:r>

--- a/tillsyn/A 4067-2025 tillsynsbegäran.docx
+++ b/tillsyn/A 4067-2025 tillsynsbegäran.docx
@@ -229,7 +229,7 @@
     <w:r>
       <w:tab/>
       <w:tab/>
-      <w:t>2025-04-11</w:t>
+      <w:t>2025-04-12</w:t>
       <w:br/>
       <w:br/>
     </w:r>

--- a/tillsyn/A 4067-2025 tillsynsbegäran.docx
+++ b/tillsyn/A 4067-2025 tillsynsbegäran.docx
@@ -229,7 +229,7 @@
     <w:r>
       <w:tab/>
       <w:tab/>
-      <w:t>2025-04-12</w:t>
+      <w:t>2025-04-13</w:t>
       <w:br/>
       <w:br/>
     </w:r>

--- a/tillsyn/A 4067-2025 tillsynsbegäran.docx
+++ b/tillsyn/A 4067-2025 tillsynsbegäran.docx
@@ -229,7 +229,7 @@
     <w:r>
       <w:tab/>
       <w:tab/>
-      <w:t>2025-04-13</w:t>
+      <w:t>2025-04-14</w:t>
       <w:br/>
       <w:br/>
     </w:r>

--- a/tillsyn/A 4067-2025 tillsynsbegäran.docx
+++ b/tillsyn/A 4067-2025 tillsynsbegäran.docx
@@ -229,7 +229,7 @@
     <w:r>
       <w:tab/>
       <w:tab/>
-      <w:t>2025-04-14</w:t>
+      <w:t>2025-04-15</w:t>
       <w:br/>
       <w:br/>
     </w:r>

--- a/tillsyn/A 4067-2025 tillsynsbegäran.docx
+++ b/tillsyn/A 4067-2025 tillsynsbegäran.docx
@@ -229,7 +229,7 @@
     <w:r>
       <w:tab/>
       <w:tab/>
-      <w:t>2025-04-15</w:t>
+      <w:t>2025-04-16</w:t>
       <w:br/>
       <w:br/>
     </w:r>

--- a/tillsyn/A 4067-2025 tillsynsbegäran.docx
+++ b/tillsyn/A 4067-2025 tillsynsbegäran.docx
@@ -229,7 +229,7 @@
     <w:r>
       <w:tab/>
       <w:tab/>
-      <w:t>2025-04-16</w:t>
+      <w:t>2025-04-17</w:t>
       <w:br/>
       <w:br/>
     </w:r>

--- a/tillsyn/A 4067-2025 tillsynsbegäran.docx
+++ b/tillsyn/A 4067-2025 tillsynsbegäran.docx
@@ -229,7 +229,7 @@
     <w:r>
       <w:tab/>
       <w:tab/>
-      <w:t>2025-04-17</w:t>
+      <w:t>2025-04-18</w:t>
       <w:br/>
       <w:br/>
     </w:r>

--- a/tillsyn/A 4067-2025 tillsynsbegäran.docx
+++ b/tillsyn/A 4067-2025 tillsynsbegäran.docx
@@ -229,7 +229,7 @@
     <w:r>
       <w:tab/>
       <w:tab/>
-      <w:t>2025-04-18</w:t>
+      <w:t>2025-04-19</w:t>
       <w:br/>
       <w:br/>
     </w:r>

--- a/tillsyn/A 4067-2025 tillsynsbegäran.docx
+++ b/tillsyn/A 4067-2025 tillsynsbegäran.docx
@@ -229,7 +229,7 @@
     <w:r>
       <w:tab/>
       <w:tab/>
-      <w:t>2025-05-03</w:t>
+      <w:t>2025-05-04</w:t>
       <w:br/>
       <w:br/>
     </w:r>

--- a/tillsyn/A 4067-2025 tillsynsbegäran.docx
+++ b/tillsyn/A 4067-2025 tillsynsbegäran.docx
@@ -229,7 +229,7 @@
     <w:r>
       <w:tab/>
       <w:tab/>
-      <w:t>2025-05-04</w:t>
+      <w:t>2025-05-06</w:t>
       <w:br/>
       <w:br/>
     </w:r>

--- a/tillsyn/A 4067-2025 tillsynsbegäran.docx
+++ b/tillsyn/A 4067-2025 tillsynsbegäran.docx
@@ -229,7 +229,7 @@
     <w:r>
       <w:tab/>
       <w:tab/>
-      <w:t>2025-05-06</w:t>
+      <w:t>2025-05-07</w:t>
       <w:br/>
       <w:br/>
     </w:r>

--- a/tillsyn/A 4067-2025 tillsynsbegäran.docx
+++ b/tillsyn/A 4067-2025 tillsynsbegäran.docx
@@ -229,7 +229,7 @@
     <w:r>
       <w:tab/>
       <w:tab/>
-      <w:t>2025-05-07</w:t>
+      <w:t>2025-05-08</w:t>
       <w:br/>
       <w:br/>
     </w:r>

--- a/tillsyn/A 4067-2025 tillsynsbegäran.docx
+++ b/tillsyn/A 4067-2025 tillsynsbegäran.docx
@@ -229,7 +229,7 @@
     <w:r>
       <w:tab/>
       <w:tab/>
-      <w:t>2025-05-08</w:t>
+      <w:t>2025-05-09</w:t>
       <w:br/>
       <w:br/>
     </w:r>

--- a/tillsyn/A 4067-2025 tillsynsbegäran.docx
+++ b/tillsyn/A 4067-2025 tillsynsbegäran.docx
@@ -229,7 +229,7 @@
     <w:r>
       <w:tab/>
       <w:tab/>
-      <w:t>2025-05-09</w:t>
+      <w:t>2025-05-10</w:t>
       <w:br/>
       <w:br/>
     </w:r>

--- a/tillsyn/A 4067-2025 tillsynsbegäran.docx
+++ b/tillsyn/A 4067-2025 tillsynsbegäran.docx
@@ -229,7 +229,7 @@
     <w:r>
       <w:tab/>
       <w:tab/>
-      <w:t>2025-05-10</w:t>
+      <w:t>2025-05-11</w:t>
       <w:br/>
       <w:br/>
     </w:r>

--- a/tillsyn/A 4067-2025 tillsynsbegäran.docx
+++ b/tillsyn/A 4067-2025 tillsynsbegäran.docx
@@ -229,7 +229,7 @@
     <w:r>
       <w:tab/>
       <w:tab/>
-      <w:t>2025-05-11</w:t>
+      <w:t>2025-05-12</w:t>
       <w:br/>
       <w:br/>
     </w:r>

--- a/tillsyn/A 4067-2025 tillsynsbegäran.docx
+++ b/tillsyn/A 4067-2025 tillsynsbegäran.docx
@@ -229,7 +229,7 @@
     <w:r>
       <w:tab/>
       <w:tab/>
-      <w:t>2025-05-12</w:t>
+      <w:t>2025-05-13</w:t>
       <w:br/>
       <w:br/>
     </w:r>

--- a/tillsyn/A 4067-2025 tillsynsbegäran.docx
+++ b/tillsyn/A 4067-2025 tillsynsbegäran.docx
@@ -229,7 +229,7 @@
     <w:r>
       <w:tab/>
       <w:tab/>
-      <w:t>2025-05-13</w:t>
+      <w:t>2025-05-14</w:t>
       <w:br/>
       <w:br/>
     </w:r>

--- a/tillsyn/A 4067-2025 tillsynsbegäran.docx
+++ b/tillsyn/A 4067-2025 tillsynsbegäran.docx
@@ -229,7 +229,7 @@
     <w:r>
       <w:tab/>
       <w:tab/>
-      <w:t>2025-05-14</w:t>
+      <w:t>2025-05-15</w:t>
       <w:br/>
       <w:br/>
     </w:r>

--- a/tillsyn/A 4067-2025 tillsynsbegäran.docx
+++ b/tillsyn/A 4067-2025 tillsynsbegäran.docx
@@ -229,7 +229,7 @@
     <w:r>
       <w:tab/>
       <w:tab/>
-      <w:t>2025-05-15</w:t>
+      <w:t>2025-05-16</w:t>
       <w:br/>
       <w:br/>
     </w:r>

--- a/tillsyn/A 4067-2025 tillsynsbegäran.docx
+++ b/tillsyn/A 4067-2025 tillsynsbegäran.docx
@@ -229,7 +229,7 @@
     <w:r>
       <w:tab/>
       <w:tab/>
-      <w:t>2025-05-16</w:t>
+      <w:t>2025-05-17</w:t>
       <w:br/>
       <w:br/>
     </w:r>

--- a/tillsyn/A 4067-2025 tillsynsbegäran.docx
+++ b/tillsyn/A 4067-2025 tillsynsbegäran.docx
@@ -229,7 +229,7 @@
     <w:r>
       <w:tab/>
       <w:tab/>
-      <w:t>2025-05-17</w:t>
+      <w:t>2025-05-18</w:t>
       <w:br/>
       <w:br/>
     </w:r>

--- a/tillsyn/A 4067-2025 tillsynsbegäran.docx
+++ b/tillsyn/A 4067-2025 tillsynsbegäran.docx
@@ -229,7 +229,7 @@
     <w:r>
       <w:tab/>
       <w:tab/>
-      <w:t>2025-05-18</w:t>
+      <w:t>2025-05-19</w:t>
       <w:br/>
       <w:br/>
     </w:r>

--- a/tillsyn/A 4067-2025 tillsynsbegäran.docx
+++ b/tillsyn/A 4067-2025 tillsynsbegäran.docx
@@ -229,7 +229,7 @@
     <w:r>
       <w:tab/>
       <w:tab/>
-      <w:t>2025-05-19</w:t>
+      <w:t>2025-05-20</w:t>
       <w:br/>
       <w:br/>
     </w:r>

--- a/tillsyn/A 4067-2025 tillsynsbegäran.docx
+++ b/tillsyn/A 4067-2025 tillsynsbegäran.docx
@@ -229,7 +229,7 @@
     <w:r>
       <w:tab/>
       <w:tab/>
-      <w:t>2025-05-20</w:t>
+      <w:t>2025-05-21</w:t>
       <w:br/>
       <w:br/>
     </w:r>

--- a/tillsyn/A 4067-2025 tillsynsbegäran.docx
+++ b/tillsyn/A 4067-2025 tillsynsbegäran.docx
@@ -229,7 +229,7 @@
     <w:r>
       <w:tab/>
       <w:tab/>
-      <w:t>2025-05-21</w:t>
+      <w:t>2025-05-22</w:t>
       <w:br/>
       <w:br/>
     </w:r>

--- a/tillsyn/A 4067-2025 tillsynsbegäran.docx
+++ b/tillsyn/A 4067-2025 tillsynsbegäran.docx
@@ -229,7 +229,7 @@
     <w:r>
       <w:tab/>
       <w:tab/>
-      <w:t>2025-05-22</w:t>
+      <w:t>2025-05-23</w:t>
       <w:br/>
       <w:br/>
     </w:r>

--- a/tillsyn/A 4067-2025 tillsynsbegäran.docx
+++ b/tillsyn/A 4067-2025 tillsynsbegäran.docx
@@ -229,7 +229,7 @@
     <w:r>
       <w:tab/>
       <w:tab/>
-      <w:t>2025-05-23</w:t>
+      <w:t>2025-05-24</w:t>
       <w:br/>
       <w:br/>
     </w:r>

--- a/tillsyn/A 4067-2025 tillsynsbegäran.docx
+++ b/tillsyn/A 4067-2025 tillsynsbegäran.docx
@@ -229,7 +229,7 @@
     <w:r>
       <w:tab/>
       <w:tab/>
-      <w:t>2025-05-24</w:t>
+      <w:t>2025-05-25</w:t>
       <w:br/>
       <w:br/>
     </w:r>

--- a/tillsyn/A 4067-2025 tillsynsbegäran.docx
+++ b/tillsyn/A 4067-2025 tillsynsbegäran.docx
@@ -229,7 +229,7 @@
     <w:r>
       <w:tab/>
       <w:tab/>
-      <w:t>2025-05-25</w:t>
+      <w:t>2025-05-26</w:t>
       <w:br/>
       <w:br/>
     </w:r>

--- a/tillsyn/A 4067-2025 tillsynsbegäran.docx
+++ b/tillsyn/A 4067-2025 tillsynsbegäran.docx
@@ -229,7 +229,7 @@
     <w:r>
       <w:tab/>
       <w:tab/>
-      <w:t>2025-05-26</w:t>
+      <w:t>2025-05-27</w:t>
       <w:br/>
       <w:br/>
     </w:r>

--- a/tillsyn/A 4067-2025 tillsynsbegäran.docx
+++ b/tillsyn/A 4067-2025 tillsynsbegäran.docx
@@ -229,7 +229,7 @@
     <w:r>
       <w:tab/>
       <w:tab/>
-      <w:t>2025-05-27</w:t>
+      <w:t>2025-05-30</w:t>
       <w:br/>
       <w:br/>
     </w:r>

--- a/tillsyn/A 4067-2025 tillsynsbegäran.docx
+++ b/tillsyn/A 4067-2025 tillsynsbegäran.docx
@@ -229,7 +229,7 @@
     <w:r>
       <w:tab/>
       <w:tab/>
-      <w:t>2025-05-30</w:t>
+      <w:t>2025-06-01</w:t>
       <w:br/>
       <w:br/>
     </w:r>

--- a/tillsyn/A 4067-2025 tillsynsbegäran.docx
+++ b/tillsyn/A 4067-2025 tillsynsbegäran.docx
@@ -229,7 +229,7 @@
     <w:r>
       <w:tab/>
       <w:tab/>
-      <w:t>2025-06-01</w:t>
+      <w:t>2025-06-02</w:t>
       <w:br/>
       <w:br/>
     </w:r>

--- a/tillsyn/A 4067-2025 tillsynsbegäran.docx
+++ b/tillsyn/A 4067-2025 tillsynsbegäran.docx
@@ -229,7 +229,7 @@
     <w:r>
       <w:tab/>
       <w:tab/>
-      <w:t>2025-06-02</w:t>
+      <w:t>2025-06-03</w:t>
       <w:br/>
       <w:br/>
     </w:r>

--- a/tillsyn/A 4067-2025 tillsynsbegäran.docx
+++ b/tillsyn/A 4067-2025 tillsynsbegäran.docx
@@ -229,7 +229,7 @@
     <w:r>
       <w:tab/>
       <w:tab/>
-      <w:t>2025-06-03</w:t>
+      <w:t>2025-06-04</w:t>
       <w:br/>
       <w:br/>
     </w:r>

--- a/tillsyn/A 4067-2025 tillsynsbegäran.docx
+++ b/tillsyn/A 4067-2025 tillsynsbegäran.docx
@@ -229,7 +229,7 @@
     <w:r>
       <w:tab/>
       <w:tab/>
-      <w:t>2025-06-04</w:t>
+      <w:t>2025-06-05</w:t>
       <w:br/>
       <w:br/>
     </w:r>

--- a/tillsyn/A 4067-2025 tillsynsbegäran.docx
+++ b/tillsyn/A 4067-2025 tillsynsbegäran.docx
@@ -229,7 +229,7 @@
     <w:r>
       <w:tab/>
       <w:tab/>
-      <w:t>2025-06-05</w:t>
+      <w:t>2025-06-13</w:t>
       <w:br/>
       <w:br/>
     </w:r>

--- a/tillsyn/A 4067-2025 tillsynsbegäran.docx
+++ b/tillsyn/A 4067-2025 tillsynsbegäran.docx
@@ -229,7 +229,7 @@
     <w:r>
       <w:tab/>
       <w:tab/>
-      <w:t>2025-06-13</w:t>
+      <w:t>2025-06-15</w:t>
       <w:br/>
       <w:br/>
     </w:r>

--- a/tillsyn/A 4067-2025 tillsynsbegäran.docx
+++ b/tillsyn/A 4067-2025 tillsynsbegäran.docx
@@ -229,7 +229,7 @@
     <w:r>
       <w:tab/>
       <w:tab/>
-      <w:t>2025-06-15</w:t>
+      <w:t>2025-06-16</w:t>
       <w:br/>
       <w:br/>
     </w:r>

--- a/tillsyn/A 4067-2025 tillsynsbegäran.docx
+++ b/tillsyn/A 4067-2025 tillsynsbegäran.docx
@@ -229,7 +229,7 @@
     <w:r>
       <w:tab/>
       <w:tab/>
-      <w:t>2025-06-16</w:t>
+      <w:t>2025-06-17</w:t>
       <w:br/>
       <w:br/>
     </w:r>

--- a/tillsyn/A 4067-2025 tillsynsbegäran.docx
+++ b/tillsyn/A 4067-2025 tillsynsbegäran.docx
@@ -229,7 +229,7 @@
     <w:r>
       <w:tab/>
       <w:tab/>
-      <w:t>2025-06-17</w:t>
+      <w:t>2025-06-18</w:t>
       <w:br/>
       <w:br/>
     </w:r>

--- a/tillsyn/A 4067-2025 tillsynsbegäran.docx
+++ b/tillsyn/A 4067-2025 tillsynsbegäran.docx
@@ -229,7 +229,7 @@
     <w:r>
       <w:tab/>
       <w:tab/>
-      <w:t>2025-06-18</w:t>
+      <w:t>2025-06-19</w:t>
       <w:br/>
       <w:br/>
     </w:r>

--- a/tillsyn/A 4067-2025 tillsynsbegäran.docx
+++ b/tillsyn/A 4067-2025 tillsynsbegäran.docx
@@ -229,7 +229,7 @@
     <w:r>
       <w:tab/>
       <w:tab/>
-      <w:t>2025-06-19</w:t>
+      <w:t>2025-06-20</w:t>
       <w:br/>
       <w:br/>
     </w:r>

--- a/tillsyn/A 4067-2025 tillsynsbegäran.docx
+++ b/tillsyn/A 4067-2025 tillsynsbegäran.docx
@@ -229,7 +229,7 @@
     <w:r>
       <w:tab/>
       <w:tab/>
-      <w:t>2025-06-20</w:t>
+      <w:t>2025-06-21</w:t>
       <w:br/>
       <w:br/>
     </w:r>

--- a/tillsyn/A 4067-2025 tillsynsbegäran.docx
+++ b/tillsyn/A 4067-2025 tillsynsbegäran.docx
@@ -229,7 +229,7 @@
     <w:r>
       <w:tab/>
       <w:tab/>
-      <w:t>2025-06-21</w:t>
+      <w:t>2025-06-22</w:t>
       <w:br/>
       <w:br/>
     </w:r>

--- a/tillsyn/A 4067-2025 tillsynsbegäran.docx
+++ b/tillsyn/A 4067-2025 tillsynsbegäran.docx
@@ -229,7 +229,7 @@
     <w:r>
       <w:tab/>
       <w:tab/>
-      <w:t>2025-06-22</w:t>
+      <w:t>2025-06-23</w:t>
       <w:br/>
       <w:br/>
     </w:r>

--- a/tillsyn/A 4067-2025 tillsynsbegäran.docx
+++ b/tillsyn/A 4067-2025 tillsynsbegäran.docx
@@ -229,7 +229,7 @@
     <w:r>
       <w:tab/>
       <w:tab/>
-      <w:t>2025-06-23</w:t>
+      <w:t>2025-06-24</w:t>
       <w:br/>
       <w:br/>
     </w:r>

--- a/tillsyn/A 4067-2025 tillsynsbegäran.docx
+++ b/tillsyn/A 4067-2025 tillsynsbegäran.docx
@@ -229,7 +229,7 @@
     <w:r>
       <w:tab/>
       <w:tab/>
-      <w:t>2025-06-24</w:t>
+      <w:t>2025-06-25</w:t>
       <w:br/>
       <w:br/>
     </w:r>

--- a/tillsyn/A 4067-2025 tillsynsbegäran.docx
+++ b/tillsyn/A 4067-2025 tillsynsbegäran.docx
@@ -229,7 +229,7 @@
     <w:r>
       <w:tab/>
       <w:tab/>
-      <w:t>2025-06-25</w:t>
+      <w:t>2025-06-26</w:t>
       <w:br/>
       <w:br/>
     </w:r>

--- a/tillsyn/A 4067-2025 tillsynsbegäran.docx
+++ b/tillsyn/A 4067-2025 tillsynsbegäran.docx
@@ -229,7 +229,7 @@
     <w:r>
       <w:tab/>
       <w:tab/>
-      <w:t>2025-06-26</w:t>
+      <w:t>2025-06-27</w:t>
       <w:br/>
       <w:br/>
     </w:r>

--- a/tillsyn/A 4067-2025 tillsynsbegäran.docx
+++ b/tillsyn/A 4067-2025 tillsynsbegäran.docx
@@ -229,7 +229,7 @@
     <w:r>
       <w:tab/>
       <w:tab/>
-      <w:t>2025-06-27</w:t>
+      <w:t>2025-06-28</w:t>
       <w:br/>
       <w:br/>
     </w:r>

--- a/tillsyn/A 4067-2025 tillsynsbegäran.docx
+++ b/tillsyn/A 4067-2025 tillsynsbegäran.docx
@@ -229,7 +229,7 @@
     <w:r>
       <w:tab/>
       <w:tab/>
-      <w:t>2025-06-28</w:t>
+      <w:t>2025-06-29</w:t>
       <w:br/>
       <w:br/>
     </w:r>

--- a/tillsyn/A 4067-2025 tillsynsbegäran.docx
+++ b/tillsyn/A 4067-2025 tillsynsbegäran.docx
@@ -229,7 +229,7 @@
     <w:r>
       <w:tab/>
       <w:tab/>
-      <w:t>2025-06-29</w:t>
+      <w:t>2025-06-30</w:t>
       <w:br/>
       <w:br/>
     </w:r>

--- a/tillsyn/A 4067-2025 tillsynsbegäran.docx
+++ b/tillsyn/A 4067-2025 tillsynsbegäran.docx
@@ -229,7 +229,7 @@
     <w:r>
       <w:tab/>
       <w:tab/>
-      <w:t>2025-06-30</w:t>
+      <w:t>2025-07-01</w:t>
       <w:br/>
       <w:br/>
     </w:r>

--- a/tillsyn/A 4067-2025 tillsynsbegäran.docx
+++ b/tillsyn/A 4067-2025 tillsynsbegäran.docx
@@ -229,7 +229,7 @@
     <w:r>
       <w:tab/>
       <w:tab/>
-      <w:t>2025-07-01</w:t>
+      <w:t>2025-07-02</w:t>
       <w:br/>
       <w:br/>
     </w:r>

--- a/tillsyn/A 4067-2025 tillsynsbegäran.docx
+++ b/tillsyn/A 4067-2025 tillsynsbegäran.docx
@@ -229,7 +229,7 @@
     <w:r>
       <w:tab/>
       <w:tab/>
-      <w:t>2025-07-02</w:t>
+      <w:t>2025-07-03</w:t>
       <w:br/>
       <w:br/>
     </w:r>

--- a/tillsyn/A 4067-2025 tillsynsbegäran.docx
+++ b/tillsyn/A 4067-2025 tillsynsbegäran.docx
@@ -229,7 +229,7 @@
     <w:r>
       <w:tab/>
       <w:tab/>
-      <w:t>2025-07-03</w:t>
+      <w:t>2025-07-04</w:t>
       <w:br/>
       <w:br/>
     </w:r>

--- a/tillsyn/A 4067-2025 tillsynsbegäran.docx
+++ b/tillsyn/A 4067-2025 tillsynsbegäran.docx
@@ -229,7 +229,7 @@
     <w:r>
       <w:tab/>
       <w:tab/>
-      <w:t>2025-07-04</w:t>
+      <w:t>2025-07-05</w:t>
       <w:br/>
       <w:br/>
     </w:r>

--- a/tillsyn/A 4067-2025 tillsynsbegäran.docx
+++ b/tillsyn/A 4067-2025 tillsynsbegäran.docx
@@ -229,7 +229,7 @@
     <w:r>
       <w:tab/>
       <w:tab/>
-      <w:t>2025-07-05</w:t>
+      <w:t>2025-07-06</w:t>
       <w:br/>
       <w:br/>
     </w:r>

--- a/tillsyn/A 4067-2025 tillsynsbegäran.docx
+++ b/tillsyn/A 4067-2025 tillsynsbegäran.docx
@@ -229,7 +229,7 @@
     <w:r>
       <w:tab/>
       <w:tab/>
-      <w:t>2025-07-06</w:t>
+      <w:t>2025-07-07</w:t>
       <w:br/>
       <w:br/>
     </w:r>

--- a/tillsyn/A 4067-2025 tillsynsbegäran.docx
+++ b/tillsyn/A 4067-2025 tillsynsbegäran.docx
@@ -229,7 +229,7 @@
     <w:r>
       <w:tab/>
       <w:tab/>
-      <w:t>2025-07-07</w:t>
+      <w:t>2025-07-08</w:t>
       <w:br/>
       <w:br/>
     </w:r>

--- a/tillsyn/A 4067-2025 tillsynsbegäran.docx
+++ b/tillsyn/A 4067-2025 tillsynsbegäran.docx
@@ -229,7 +229,7 @@
     <w:r>
       <w:tab/>
       <w:tab/>
-      <w:t>2025-07-08</w:t>
+      <w:t>2025-07-09</w:t>
       <w:br/>
       <w:br/>
     </w:r>

--- a/tillsyn/A 4067-2025 tillsynsbegäran.docx
+++ b/tillsyn/A 4067-2025 tillsynsbegäran.docx
@@ -229,7 +229,7 @@
     <w:r>
       <w:tab/>
       <w:tab/>
-      <w:t>2025-07-09</w:t>
+      <w:t>2025-07-11</w:t>
       <w:br/>
       <w:br/>
     </w:r>

--- a/tillsyn/A 4067-2025 tillsynsbegäran.docx
+++ b/tillsyn/A 4067-2025 tillsynsbegäran.docx
@@ -229,7 +229,7 @@
     <w:r>
       <w:tab/>
       <w:tab/>
-      <w:t>2025-07-11</w:t>
+      <w:t>2025-07-12</w:t>
       <w:br/>
       <w:br/>
     </w:r>

--- a/tillsyn/A 4067-2025 tillsynsbegäran.docx
+++ b/tillsyn/A 4067-2025 tillsynsbegäran.docx
@@ -229,7 +229,7 @@
     <w:r>
       <w:tab/>
       <w:tab/>
-      <w:t>2025-07-12</w:t>
+      <w:t>2025-07-13</w:t>
       <w:br/>
       <w:br/>
     </w:r>

--- a/tillsyn/A 4067-2025 tillsynsbegäran.docx
+++ b/tillsyn/A 4067-2025 tillsynsbegäran.docx
@@ -229,7 +229,7 @@
     <w:r>
       <w:tab/>
       <w:tab/>
-      <w:t>2025-07-13</w:t>
+      <w:t>2025-07-14</w:t>
       <w:br/>
       <w:br/>
     </w:r>

--- a/tillsyn/A 4067-2025 tillsynsbegäran.docx
+++ b/tillsyn/A 4067-2025 tillsynsbegäran.docx
@@ -229,7 +229,7 @@
     <w:r>
       <w:tab/>
       <w:tab/>
-      <w:t>2025-08-06</w:t>
+      <w:t>2025-08-09</w:t>
       <w:br/>
       <w:br/>
     </w:r>
